--- a/manuscript_narrative/user-oriented/Galaxy_agents_user_oriented_manuscript.docx
+++ b/manuscript_narrative/user-oriented/Galaxy_agents_user_oriented_manuscript.docx
@@ -66,7 +66,7 @@
         <w:rPr>
           <w:rFonts w:ascii="Arial" w:cs="Arial" w:eastAsia="Arial" w:hAnsi="Arial"/>
         </w:rPr>
-        <w:t xml:space="preserve">AI agents now run computational biology analyses, yet users rarely know whether the agent's execution environment changes what they receive. We compared archived runs of four model configurations on 160 tasks from three benchmarks, with every task run three times in an open-ended code environment and three times through Galaxy, a workbench of installed, versioned tools that records provenance. Observed accuracy was similar on BixBench-Verified-50 (86.5% versus 85.2%) and on CompBioBench graded against a reconstructed key (87.1% versus 86.7%). On workflow-derived IWC tasks, output agreement was higher through Galaxy (0.980 versus 0.940) because fewer runs failed. Galaxy replicate sets had fewer discordant scored outcomes in all three benchmarks, but only the IWC interval excluded equality. Galaxy runs used a median 1.9 to 5.2 times as many input tokens. Prompts, budgets and run campaigns also differed between arms, so these differences belong to the assigned arms, not to Galaxy alone.</w:t>
+        <w:t xml:space="preserve">AI agents now run computational biology analyses. However, users rarely know whether the agent's execution environment changes what they receive. We compared archived runs of four model configurations on 160 tasks from three benchmarks. Each task was run three times in an open-ended code environment and three times through Galaxy, a workbench of installed, versioned tools that records provenance. Observed accuracy was similar on BixBench-Verified-50 (86.5% versus 85.2%) and on CompBioBench graded against a reconstructed key (87.1% versus 86.7%). On workflow-derived IWC tasks, output agreement was higher through Galaxy (0.980 versus 0.940) because fewer runs failed. Galaxy replicate sets had fewer discordant scored outcomes in all three benchmarks, but only the IWC interval excluded equality. Galaxy runs used a median 1.9 to 5.2 times as many input tokens. Because prompts, budgets and run campaigns also differed between arms, these differences belong to the assigned arms, not to Galaxy alone.</w:t>
       </w:r>
     </w:p>
     <w:p>
@@ -90,7 +90,7 @@
         <w:rPr>
           <w:rFonts w:ascii="Arial" w:cs="Arial" w:eastAsia="Arial" w:hAnsi="Arial"/>
         </w:rPr>
-        <w:t xml:space="preserve">. Benchmarks of these systems mostly ask whether a run reaches a reference answer</w:t>
+        <w:t xml:space="preserve">. A biologist who delegates an analysis to an agent needs to know three things: whether the result is right, whether a second run would give the same result and whether a reviewer could see how it was reached. Computational biology treats the last two as conditions for trusting a result</w:t>
       </w:r>
       <w:r>
         <w:rPr>
@@ -103,7 +103,7 @@
         <w:rPr>
           <w:rFonts w:ascii="Arial" w:cs="Arial" w:eastAsia="Arial" w:hAnsi="Arial"/>
         </w:rPr>
-        <w:t xml:space="preserve">. Recent benchmarking studies have shown that conclusions about computational methods depend on the endpoint, the reference and the baseline chosen</w:t>
+        <w:t xml:space="preserve">. However, benchmarks of these systems mostly ask the first question: whether a run reaches a reference answer</w:t>
       </w:r>
       <w:r>
         <w:rPr>
@@ -116,7 +116,7 @@
         <w:rPr>
           <w:rFonts w:ascii="Arial" w:cs="Arial" w:eastAsia="Arial" w:hAnsi="Arial"/>
         </w:rPr>
-        <w:t xml:space="preserve">. A biologist who delegates an analysis to an agent also needs to know whether a second run would give the same result and whether a reviewer could see how the result was reached. Computational biology treats both as conditions for trusting a result</w:t>
+        <w:t xml:space="preserve">. Recent benchmarking studies have also shown that conclusions about computational methods depend on the endpoint, the reference and the baseline chosen</w:t>
       </w:r>
       <w:r>
         <w:rPr>
@@ -140,7 +140,7 @@
         <w:rPr>
           <w:rFonts w:ascii="Arial" w:cs="Arial" w:eastAsia="Arial" w:hAnsi="Arial"/>
         </w:rPr>
-        <w:t xml:space="preserve">Agents usually execute in an open-ended code environment, an unrestricted shell in which the agent installs software and writes its own scripts. Two runs can install different versions, implement a statistic differently and preserve different execution artifacts. The alternative is a scientific workbench. In Galaxy, analyses are composed from installed tool wrappers with pinned versions, and each step is recorded in an analysis history with its tool, version, parameters, inputs and outputs</w:t>
+        <w:t xml:space="preserve">Agents usually execute in an open-ended code environment—an unrestricted shell in which the agent installs software and writes its own scripts. Two runs can install different versions, implement a statistic differently and preserve different execution artifacts. A scientific workbench offers an alternative. In Galaxy, analyses are composed from installed tool wrappers with pinned versions, and each step is recorded in an analysis history with its tool, version, parameters, inputs and outputs</w:t>
       </w:r>
       <w:r>
         <w:rPr>
@@ -160,24 +160,24 @@
           <w:rFonts w:ascii="Arial" w:cs="Arial" w:eastAsia="Arial" w:hAnsi="Arial"/>
           <w:vertAlign w:val="superscript"/>
         </w:rPr>
-        <w:t xml:space="preserve">16,22</w:t>
-      </w:r>
-      <w:r>
-        <w:rPr>
-          <w:rFonts w:ascii="Arial" w:cs="Arial" w:eastAsia="Arial" w:hAnsi="Arial"/>
-        </w:rPr>
-        <w:t xml:space="preserve">. Comparative evidence about what they change for an agent user remains limited.</w:t>
-      </w:r>
-    </w:p>
-    <w:p>
-      <w:pPr>
-        <w:spacing w:after="160" w:line="360"/>
-      </w:pPr>
-      <w:r>
-        <w:rPr>
-          <w:rFonts w:ascii="Arial" w:cs="Arial" w:eastAsia="Arial" w:hAnsi="Arial"/>
-        </w:rPr>
-        <w:t xml:space="preserve">Here we report a retrospective, paired analysis of an archive in which the same model configurations performed the same tasks, three times each, in an open-ended code arm and in a Galaxy arm. Our question is user-facing: does the assigned execution arm change benchmark accuracy, the repeatability of scored outcomes across replicate runs, the evidence left for review and the cost of a run? Each benchmark keeps its own endpoint, and we report the design differences between arms beside every estimate. A companion manuscript analyses the same archive from the workbench side, covering interface failures, semantic fidelity, context use and agent-readiness requirements </w:t>
+        <w:t xml:space="preserve">8,22</w:t>
+      </w:r>
+      <w:r>
+        <w:rPr>
+          <w:rFonts w:ascii="Arial" w:cs="Arial" w:eastAsia="Arial" w:hAnsi="Arial"/>
+        </w:rPr>
+        <w:t xml:space="preserve">. However, comparative evidence about what they change for an agent user remains limited.</w:t>
+      </w:r>
+    </w:p>
+    <w:p>
+      <w:pPr>
+        <w:spacing w:after="160" w:line="360"/>
+      </w:pPr>
+      <w:r>
+        <w:rPr>
+          <w:rFonts w:ascii="Arial" w:cs="Arial" w:eastAsia="Arial" w:hAnsi="Arial"/>
+        </w:rPr>
+        <w:t xml:space="preserve">To address this gap, we analysed an archive in which the same model configurations performed the same tasks, three times each, in an open-ended code arm and in a Galaxy arm. This retrospective, paired analysis asks a user-facing question. Does the assigned execution arm change (1) benchmark accuracy, (2) the repeatability of scored outcomes across replicate runs, (3) the evidence left for review and (4) the cost of a run? Each benchmark keeps its own endpoint, and we report the design differences between arms beside every estimate. A companion manuscript analyses the same archive from the workbench side, covering interface failures, semantic fidelity, context use and agent-readiness requirements </w:t>
       </w:r>
       <w:r>
         <w:rPr>
@@ -223,66 +223,66 @@
           <w:sz w:val="23"/>
           <w:szCs w:val="23"/>
         </w:rPr>
-        <w:t xml:space="preserve">Paired arms, benchmark-specific endpoints and design differences</w:t>
-      </w:r>
-    </w:p>
-    <w:p>
-      <w:pPr>
-        <w:spacing w:after="160" w:line="360"/>
-      </w:pPr>
-      <w:r>
-        <w:rPr>
-          <w:rFonts w:ascii="Arial" w:cs="Arial" w:eastAsia="Arial" w:hAnsi="Arial"/>
-        </w:rPr>
-        <w:t xml:space="preserve">The archive holds 4,240 runs (Fig. 1a,b). The primary population is 3,840 runs: four model configurations under the Codex agent harness (GPT-5.5, GPT-5.6 Sol, GPT-5.6 Luna and DeepSeek V4 Pro), 160 tasks, two arms and three replicate runs. The IWC endpoint uses the nine tasks scored in both arms, so the endpoint analyses use 3,816 runs. We report separately 300 BixBench-Verified-50 runs of DeepSeek V4 Pro under a superseded Claude Code harness, and we exclude 100 unpaired GPT-6 Astra runs. In the Galaxy arm, the agent reached usegalaxy.org (https://usegalaxy.org) through an interface built on the Model Context Protocol (https://modelcontextprotocol.io). It searched and inspected installed tools, ran them as Galaxy jobs and inspected its analysis history. On two benchmarks it could also submit user-defined tools, agent-written code that Galaxy runs as a job in a declared container. A local shell remained available for staging inputs and extracting answers.</w:t>
-      </w:r>
-    </w:p>
-    <w:p>
-      <w:pPr>
-        <w:spacing w:after="160" w:line="360"/>
-      </w:pPr>
-      <w:r>
-        <w:rPr>
-          <w:rFonts w:ascii="Arial" w:cs="Arial" w:eastAsia="Arial" w:hAnsi="Arial"/>
-        </w:rPr>
-        <w:t xml:space="preserve">Each benchmark has its own endpoint, and the endpoints are not pooled (Fig. 1c). BixBench-Verified-50 uses acceptance by the original evaluator</w:t>
+        <w:t xml:space="preserve">Comparing paired code and Galaxy arms with benchmark-specific endpoints</w:t>
+      </w:r>
+    </w:p>
+    <w:p>
+      <w:pPr>
+        <w:spacing w:after="160" w:line="360"/>
+      </w:pPr>
+      <w:r>
+        <w:rPr>
+          <w:rFonts w:ascii="Arial" w:cs="Arial" w:eastAsia="Arial" w:hAnsi="Arial"/>
+        </w:rPr>
+        <w:t xml:space="preserve">We analysed an archive of 4,240 runs (Fig. 1a,b). The primary population is 3,840 runs: four model configurations under the Codex agent harness (GPT-5.5, GPT-5.6 Sol, GPT-5.6 Luna and DeepSeek V4 Pro), 160 tasks, two arms and three replicate runs. The IWC endpoint uses the nine tasks scored in both arms, so the endpoint analyses use 3,816 runs. We report 300 BixBench-Verified-50 runs of DeepSeek V4 Pro under a superseded Claude Code harness separately, and we exclude 100 unpaired GPT-6 Astra runs. In the Galaxy arm, the agent reached usegalaxy.org (https://usegalaxy.org) through an interface built on the Model Context Protocol (https://modelcontextprotocol.io). It searched and inspected installed tools, ran them as Galaxy jobs and inspected its analysis history. On two benchmarks it could also submit user-defined tools—agent-written code that Galaxy runs as a job in a declared container. A local shell remained available for staging inputs and extracting answers.</w:t>
+      </w:r>
+    </w:p>
+    <w:p>
+      <w:pPr>
+        <w:spacing w:after="160" w:line="360"/>
+      </w:pPr>
+      <w:r>
+        <w:rPr>
+          <w:rFonts w:ascii="Arial" w:cs="Arial" w:eastAsia="Arial" w:hAnsi="Arial"/>
+        </w:rPr>
+        <w:t xml:space="preserve">We did not pool the benchmark-specific endpoints (Fig. 1c). First, BixBench-Verified-50 uses acceptance by the original evaluator</w:t>
       </w:r>
       <w:r>
         <w:rPr>
           <w:rFonts w:ascii="Arial" w:cs="Arial" w:eastAsia="Arial" w:hAnsi="Arial"/>
           <w:vertAlign w:val="superscript"/>
         </w:rPr>
-        <w:t xml:space="preserve">7</w:t>
-      </w:r>
-      <w:r>
-        <w:rPr>
-          <w:rFonts w:ascii="Arial" w:cs="Arial" w:eastAsia="Arial" w:hAnsi="Arial"/>
-        </w:rPr>
-        <w:t xml:space="preserve">. CompBioBench uses agreement with a reference key reconstructed from official leaderboard scores</w:t>
+        <w:t xml:space="preserve">11</w:t>
+      </w:r>
+      <w:r>
+        <w:rPr>
+          <w:rFonts w:ascii="Arial" w:cs="Arial" w:eastAsia="Arial" w:hAnsi="Arial"/>
+        </w:rPr>
+        <w:t xml:space="preserve">. Second, CompBioBench uses agreement with a reference key reconstructed from official leaderboard scores</w:t>
       </w:r>
       <w:r>
         <w:rPr>
           <w:rFonts w:ascii="Arial" w:cs="Arial" w:eastAsia="Arial" w:hAnsi="Arial"/>
           <w:vertAlign w:val="superscript"/>
         </w:rPr>
-        <w:t xml:space="preserve">8</w:t>
-      </w:r>
-      <w:r>
-        <w:rPr>
-          <w:rFonts w:ascii="Arial" w:cs="Arial" w:eastAsia="Arial" w:hAnsi="Arial"/>
-        </w:rPr>
-        <w:t xml:space="preserve">: 54 items were inferred and 46 predicted. It reproduces all 24 official paired replicate scores, but independent scientific adjudication and validation against an official item key remain absent. IWC uses output agreement (0–1) with the published Galaxy workflow output (https://github.com/galaxyproject/iwc).</w:t>
-      </w:r>
-    </w:p>
-    <w:p>
-      <w:pPr>
-        <w:spacing w:after="160" w:line="360"/>
-      </w:pPr>
-      <w:r>
-        <w:rPr>
-          <w:rFonts w:ascii="Arial" w:cs="Arial" w:eastAsia="Arial" w:hAnsi="Arial"/>
-        </w:rPr>
-        <w:t xml:space="preserve">The arms differed in more than the execution environment (Supplementary Table 1). Galaxy and code prompts were never identical (0 of 2,070 task–configuration–replicate pairs). Galaxy prompts added execution policy and were longer: median 702 versus 368 words on BixBench-Verified-50 and 938 versus 227 on CompBioBench. CompBioBench code prompts stated a 120-minute limit; Galaxy prompts stated none. IWC runs had a 6- or 12-hour limit that depended on start time, and the two arms had equal limits in 73 of 120 replicate pairs. CompBioBench Galaxy runs executed in a container, whereas code runs executed in a host conda environment. Finally, 86 CompBioBench Galaxy runs, and no code runs, came from run campaigns whose names refer to wrong answers or target scores. Every estimate below is therefore a difference between assigned arms that includes all of these differences, not an effect of Galaxy alone. Extended Data Fig. 1 gives each user-facing measure as a Galaxy ÷ code ratio.</w:t>
+        <w:t xml:space="preserve">12</w:t>
+      </w:r>
+      <w:r>
+        <w:rPr>
+          <w:rFonts w:ascii="Arial" w:cs="Arial" w:eastAsia="Arial" w:hAnsi="Arial"/>
+        </w:rPr>
+        <w:t xml:space="preserve">. The key, with 54 inferred and 46 predicted items, reproduces all 24 official paired replicate scores. Third, IWC uses output agreement (0–1) with the published Galaxy workflow output (https://github.com/galaxyproject/iwc).</w:t>
+      </w:r>
+    </w:p>
+    <w:p>
+      <w:pPr>
+        <w:spacing w:after="160" w:line="360"/>
+      </w:pPr>
+      <w:r>
+        <w:rPr>
+          <w:rFonts w:ascii="Arial" w:cs="Arial" w:eastAsia="Arial" w:hAnsi="Arial"/>
+        </w:rPr>
+        <w:t xml:space="preserve">The arms differed in more than the execution environment (Supplementary Table 1). First, Galaxy and code prompts were never identical (0 of 2,070 task–configuration–replicate pairs). Galaxy prompts added execution policy and were longer: median 702 versus 368 words on BixBench-Verified-50 and 938 versus 227 on CompBioBench. Second, CompBioBench code prompts stated a 120-minute limit, whereas Galaxy prompts stated none. IWC runs had a 6- or 12-hour limit that depended on start time, and the two arms had equal limits in 73 of 120 replicate pairs. Third, CompBioBench Galaxy runs executed in a container, whereas code runs executed in a host conda environment. Fourth, 86 CompBioBench Galaxy runs, and no code runs, came from run campaigns whose names refer to wrong answers or target scores. Extended Data Fig. 1 gives each user-facing measure as a Galaxy ÷ code ratio. Every estimate below is therefore a difference between assigned arms that includes all of these differences, not an effect of Galaxy alone.</w:t>
       </w:r>
     </w:p>
     <w:p>
@@ -298,40 +298,40 @@
           <w:sz w:val="23"/>
           <w:szCs w:val="23"/>
         </w:rPr>
-        <w:t xml:space="preserve">Similar observed benchmark accuracy</w:t>
-      </w:r>
-    </w:p>
-    <w:p>
-      <w:pPr>
-        <w:spacing w:after="160" w:line="360"/>
-      </w:pPr>
-      <w:r>
-        <w:rPr>
-          <w:rFonts w:ascii="Arial" w:cs="Arial" w:eastAsia="Arial" w:hAnsi="Arial"/>
-        </w:rPr>
-        <w:t xml:space="preserve">On BixBench-Verified-50, 86.5% of Galaxy runs and 85.2% of code runs were accepted, a difference of +1.3 percentage points (95% confidence interval −3.5 to 6.3; Fig. 2a). The four configurations differed by 0.0 to +2.0 points, and most tasks had similar numbers of correct runs in both arms (Extended Data Fig. 2a). After removing 15 tasks flagged by the audit for reference, grading or answer-exposure problems, the difference was −1.0 (−3.4 to 1.0). One such task, bix-30-q3, illustrates both problems. Its reference holds only when raw values are analysed, and code runs that reproduced the source paper's normalization reached a defensible alternative answer. In addition, all three DeepSeek V4 Pro Galaxy runs on this task read the benchmark row containing the reference answer before answering. Under the superseded harness, accuracy was 80.0% versus 69.3%, a difference of +10.7 (1.4 to 21.2) points. That harness differed from the primary one in more than its environment, and we do not generalize from it.</w:t>
-      </w:r>
-    </w:p>
-    <w:p>
-      <w:pPr>
-        <w:spacing w:after="160" w:line="360"/>
-      </w:pPr>
-      <w:r>
-        <w:rPr>
-          <w:rFonts w:ascii="Arial" w:cs="Arial" w:eastAsia="Arial" w:hAnsi="Arial"/>
-        </w:rPr>
-        <w:t xml:space="preserve">On CompBioBench, 87.1% of Galaxy runs and 86.7% of code runs agreed with the reconstructed key (+0.4; −1.6 to 2.4; Fig. 2b). The difference was similar in three sensitivity analyses: scoring one task against an alternative key, +0.4 (−1.6 to 2.4); removing the two audited tasks with predicted keys, +0.4 (−1.6 to 2.5); and keeping only the 53 tasks with any run that deviated from the key, +0.8 (−3.0 to 4.6). Removing the 66 task–configuration cells that contained a run from an outcome-named campaign reversed its sign, to −0.3 (−2.2 to 1.6).</w:t>
-      </w:r>
-    </w:p>
-    <w:p>
-      <w:pPr>
-        <w:spacing w:after="160" w:line="360"/>
-      </w:pPr>
-      <w:r>
-        <w:rPr>
-          <w:rFonts w:ascii="Arial" w:cs="Arial" w:eastAsia="Arial" w:hAnsi="Arial"/>
-        </w:rPr>
-        <w:t xml:space="preserve">On the nine IWC tasks, mean output agreement was 0.980 in the Galaxy arm and 0.940 in the code arm (+0.040; 0.010 to 0.078; Fig. 2c). Leaving out one task at a time gave +0.025 to +0.045. The difference came from a few failed runs (Fig. 2d): without the 3 tasks that contained a zero-scored run, it was +0.004 (0.000 to 0.010). Two further checks qualify the score. First, the ATAC-seq route references were calibrated from agent runs for 10 of 12 code and 2 of 12 Galaxy runs, so that task partly scores runs against themselves. Removing it gave +0.044 (0.011 to 0.085). Second, restricting to the 63 replicate pairs with equal time limits gave +0.069 (0.014 to 0.141). The headline score also omits components that matter biologically (Fig. 2e). For example, the RNA-seq composite does not include the set of significant genes: a Galaxy run that reported 37 significant genes, against 13 in the reference, scored 0.994. IWC scores therefore measure agreement with a reference route; they do not establish scientific validity.</w:t>
+        <w:t xml:space="preserve">Observed benchmark accuracy is similar in the two arms</w:t>
+      </w:r>
+    </w:p>
+    <w:p>
+      <w:pPr>
+        <w:spacing w:after="160" w:line="360"/>
+      </w:pPr>
+      <w:r>
+        <w:rPr>
+          <w:rFonts w:ascii="Arial" w:cs="Arial" w:eastAsia="Arial" w:hAnsi="Arial"/>
+        </w:rPr>
+        <w:t xml:space="preserve">We first compared benchmark accuracy. On BixBench-Verified-50, 86.5% of Galaxy runs and 85.2% of code runs were accepted, a difference of +1.3 percentage points (95% confidence interval −3.5 to 6.3; Fig. 2a). The four configurations differed by 0.0 to +2.0 points, and most tasks had similar numbers of correct runs in both arms (Extended Data Fig. 2a). After removing 15 tasks flagged by the audit for reference, grading or answer-exposure problems, the difference was −1.0 (−3.4 to 1.0). One such task, bix-30-q3, illustrates both problems. Its reference holds only when raw values are analysed, and code runs that reproduced the source paper's normalization reached a defensible alternative answer. In addition, all three DeepSeek V4 Pro Galaxy runs on this task read the benchmark row containing the reference answer before answering. Under the superseded harness, accuracy was 80.0% versus 69.3%, a difference of +10.7 (1.4 to 21.2) points. Because that harness differed from the primary one in more than its environment, we do not generalize from it.</w:t>
+      </w:r>
+    </w:p>
+    <w:p>
+      <w:pPr>
+        <w:spacing w:after="160" w:line="360"/>
+      </w:pPr>
+      <w:r>
+        <w:rPr>
+          <w:rFonts w:ascii="Arial" w:cs="Arial" w:eastAsia="Arial" w:hAnsi="Arial"/>
+        </w:rPr>
+        <w:t xml:space="preserve">On CompBioBench, 87.1% of Galaxy runs and 86.7% of code runs agreed with the reconstructed key (+0.4; −1.6 to 2.4; Fig. 2b). The difference was similar in three sensitivity analyses: scoring one task against an alternative key, +0.4 (−1.6 to 2.4); removing the two audited tasks with predicted keys, +0.4 (−1.6 to 2.5); and keeping only the 53 tasks with any run that deviated from the key, +0.8 (−3.0 to 4.6). In contrast, removing the 66 task–configuration cells that contained a run from an outcome-named campaign reversed its sign, to −0.3 (−2.2 to 1.6).</w:t>
+      </w:r>
+    </w:p>
+    <w:p>
+      <w:pPr>
+        <w:spacing w:after="160" w:line="360"/>
+      </w:pPr>
+      <w:r>
+        <w:rPr>
+          <w:rFonts w:ascii="Arial" w:cs="Arial" w:eastAsia="Arial" w:hAnsi="Arial"/>
+        </w:rPr>
+        <w:t xml:space="preserve">On the nine IWC tasks, mean output agreement was 0.980 in the Galaxy arm and 0.940 in the code arm (+0.040; 0.010 to 0.078; Fig. 2c). Leaving out one task at a time gave +0.025 to +0.045. The difference came from a few failed runs (Fig. 2d): without the 3 tasks that contained a zero-scored run, it was +0.004 (0.000 to 0.010). Two further checks qualify the score. First, the ATAC-seq route references were calibrated from agent runs for 10 of 12 code and 2 of 12 Galaxy runs, so that task partly scores runs against themselves; removing it gave +0.044 (0.011 to 0.085). Second, restricting to the 63 replicate pairs with equal time limits gave +0.069 (0.014 to 0.141). The headline score also omits components that matter biologically (Fig. 2e). For example, the RNA-seq composite does not include the set of significant genes: a Galaxy run that reported 37 significant genes, against 13 in the reference, scored 0.994. Together, these results show that observed accuracy was similar in the two arms and that the IWC difference came from a few failed runs.</w:t>
       </w:r>
     </w:p>
     <w:p>
@@ -347,29 +347,29 @@
           <w:sz w:val="23"/>
           <w:szCs w:val="23"/>
         </w:rPr>
-        <w:t xml:space="preserve">Fewer discordant scored outcomes across replicate runs</w:t>
-      </w:r>
-    </w:p>
-    <w:p>
-      <w:pPr>
-        <w:spacing w:after="160" w:line="360"/>
-      </w:pPr>
-      <w:r>
-        <w:rPr>
-          <w:rFonts w:ascii="Arial" w:cs="Arial" w:eastAsia="Arial" w:hAnsi="Arial"/>
-        </w:rPr>
-        <w:t xml:space="preserve">A user who runs an analysis once needs that run to be representative. We called a replicate set discordant when one or two of its three runs were scored correct; for IWC, when its three scores spanned more than 0.05. Galaxy sets were discordant less often in every benchmark (Fig. 3a–c): 15 of 200 versus 19 of 200 on BixBench-Verified-50, a ratio of 0.79 (0.38 to 1.78); 53 of 400 versus 66 of 400 on CompBioBench, 0.80 (0.60 to 1.07); and 4 of 36 versus 11 of 36 on IWC, 0.36 (0.00 to 0.80). Only the IWC interval excluded equality. Paired transitions ran in both directions: of 200 BixBench-Verified-50 task–configuration pairs, 18 had a better set outcome in Galaxy and 11 a worse one; on CompBioBench the counts were 44 and 32 of 400 (Fig. 3a).</w:t>
-      </w:r>
-    </w:p>
-    <w:p>
-      <w:pPr>
-        <w:spacing w:after="160" w:line="360"/>
-      </w:pPr>
-      <w:r>
-        <w:rPr>
-          <w:rFonts w:ascii="Arial" w:cs="Arial" w:eastAsia="Arial" w:hAnsi="Arial"/>
-        </w:rPr>
-        <w:t xml:space="preserve">The share of tasks solved by all three runs was higher in Galaxy for 8 of 8 configuration–benchmark pairs, by 1 to 5 points. Pooled, it was 82.5% versus 79.5% on BixBench-Verified-50, a difference of +3.0 (−4.1 to 10.8) points, and 80.5% versus 77.3% on CompBioBench, +3.3 (−0.5 to 7.0) points (Fig. 3d). Normalized answer agreement showed no consistent Galaxy advantage. Replicate pairs matched at similar rates (87.8% versus 88.3% on BixBench-Verified-50 and 87.3% versus 85.9% on CompBioBench, Galaxy first; Extended Data Fig. 2b). These are measures of repeatability within one arm and configuration. They do not show reproducibility by another team or on another deployment.</w:t>
+        <w:t xml:space="preserve">Galaxy replicate sets have fewer discordant scored outcomes</w:t>
+      </w:r>
+    </w:p>
+    <w:p>
+      <w:pPr>
+        <w:spacing w:after="160" w:line="360"/>
+      </w:pPr>
+      <w:r>
+        <w:rPr>
+          <w:rFonts w:ascii="Arial" w:cs="Arial" w:eastAsia="Arial" w:hAnsi="Arial"/>
+        </w:rPr>
+        <w:t xml:space="preserve">A user who runs an analysis once needs that run to be representative. We called a replicate set discordant when one or two of its three runs were scored correct or, for IWC, when its three scores spanned more than 0.05. Galaxy sets were discordant less often in every benchmark (Fig. 3a–c): 15 of 200 versus 19 of 200 on BixBench-Verified-50, a ratio of 0.79 (0.38 to 1.78); 53 of 400 versus 66 of 400 on CompBioBench, 0.80 (0.60 to 1.07); and 4 of 36 versus 11 of 36 on IWC, 0.36 (0.00 to 0.80). Only the IWC interval excluded equality. Paired transitions ran in both directions. Of 200 BixBench-Verified-50 task–configuration pairs, 18 had a better set outcome in Galaxy and 11 a worse one; on CompBioBench the counts were 44 and 32 of 400 (Fig. 3a).</w:t>
+      </w:r>
+    </w:p>
+    <w:p>
+      <w:pPr>
+        <w:spacing w:after="160" w:line="360"/>
+      </w:pPr>
+      <w:r>
+        <w:rPr>
+          <w:rFonts w:ascii="Arial" w:cs="Arial" w:eastAsia="Arial" w:hAnsi="Arial"/>
+        </w:rPr>
+        <w:t xml:space="preserve">The share of tasks solved by all three runs was higher in Galaxy for 8 of 8 configuration–benchmark pairs, by 1 to 5 points. Pooled, it was 82.5% versus 79.5% on BixBench-Verified-50, a difference of +3.0 (−4.1 to 10.8) points, and 80.5% versus 77.3% on CompBioBench, +3.3 (−0.5 to 7.0) points (Fig. 3d). In contrast, normalized answer agreement showed no consistent Galaxy advantage, and replicate pairs matched at similar rates (87.8% versus 88.3% on BixBench-Verified-50 and 87.3% versus 85.9% on CompBioBench, Galaxy first; Extended Data Fig. 2b). These results show that Galaxy replicate sets more often agreed on the scored outcome, but not more often on the normalized answer.</w:t>
       </w:r>
     </w:p>
     <w:p>
@@ -385,7 +385,7 @@
           <w:sz w:val="23"/>
           <w:szCs w:val="23"/>
         </w:rPr>
-        <w:t xml:space="preserve">Implementation and version differences behind divergent and stable results</w:t>
+        <w:t xml:space="preserve">Implementation and version differences underlie divergent and stable results</w:t>
       </w:r>
     </w:p>
     <w:p>
@@ -446,7 +446,7 @@
         <w:rPr>
           <w:rFonts w:ascii="Arial" w:cs="Arial" w:eastAsia="Arial" w:hAnsi="Arial"/>
         </w:rPr>
-        <w:t xml:space="preserve"> and is scientifically defensible. The reference instead encodes the definition of PhyKIT 2.0.3, which eight code runs reproduced, mostly by dating the input files. The wrapper did not show which PhyKIT version it ran. On encode-atac-pipeline-q1, two Galaxy runs executed the ENCODE ATAC-seq pipeline (https://github.com/ENCODE-DCC/atac-seq-pipeline) in its official container as a Galaxy job and reproduced the reference. Eleven code runs executed it outside the container and reported nearby values; host-library differences are an untested explanation. Seven Galaxy runs computed untrimmed outputs after staging removed file extensions; another copied an untrimmed answer from a pilot history after its own jobs failed.</w:t>
+        <w:t xml:space="preserve"> and is scientifically defensible. The reference instead encodes the definition of PhyKIT 2.0.3, which eight code runs reproduced, mostly by dating the input files. The wrapper did not show which PhyKIT version it ran. On encode-atac-pipeline-q1, two Galaxy runs executed the ENCODE ATAC-seq pipeline (https://github.com/ENCODE-DCC/atac-seq-pipeline) in its official container as a Galaxy job and reproduced the reference. Eleven code runs executed it outside the container and reported nearby values; host-library differences are an untested explanation. Seven Galaxy runs computed untrimmed outputs after staging removed file extensions, and another copied an untrimmed answer from a pilot history after its own jobs failed.</w:t>
       </w:r>
     </w:p>
     <w:p>
@@ -470,7 +470,7 @@
         <w:rPr>
           <w:rFonts w:ascii="Arial" w:cs="Arial" w:eastAsia="Arial" w:hAnsi="Arial"/>
         </w:rPr>
-        <w:t xml:space="preserve"> and sample identifiers lowercased from folder names. Submitting the wrong contig as a mitochondrial genome occurred in both arms. Two Galaxy runs were scored against a route other than the one they followed. These cases are consistent with installed tools reducing implementation variance, but they come from a small number of tasks and do not test that mechanism.</w:t>
+        <w:t xml:space="preserve"> and sample identifiers lowercased from folder names. Submitting the wrong contig as a mitochondrial genome occurred in both arms, and two Galaxy runs were scored against a route other than the one they followed. Together, these cases are consistent with installed tools reducing implementation variance.</w:t>
       </w:r>
     </w:p>
     <w:p>
@@ -486,40 +486,40 @@
           <w:sz w:val="23"/>
           <w:szCs w:val="23"/>
         </w:rPr>
-        <w:t xml:space="preserve">What each arm leaves for review</w:t>
-      </w:r>
-    </w:p>
-    <w:p>
-      <w:pPr>
-        <w:spacing w:after="160" w:line="360"/>
-      </w:pPr>
-      <w:r>
-        <w:rPr>
-          <w:rFonts w:ascii="Arial" w:cs="Arial" w:eastAsia="Arial" w:hAnsi="Arial"/>
-        </w:rPr>
-        <w:t xml:space="preserve">Execution traces were retrieved for 1,920 of 1,920 code runs and 1,908 of 1,920 Galaxy runs in the primary population (Fig. 5a). Only Galaxy runs also had analysis histories recording tools, parameters and job states: 1,883 of 1,920 primary runs and 2,030 of 2,070 of all Galaxy runs. Histories are therefore not available for every run. Execution errors per run were similar in the two arms on BixBench-Verified-50, higher in Galaxy on CompBioBench and lower on IWC, and they differed in type (Extended Data Fig. 3). The interface compared requested with resolved non-dataset parameters in 84.4% (14,503 of 17,180) tool-run calls. The remaining calls lack a recorded comparison; success alone cannot certify their parameter fidelity. Provenance records let a reviewer see what ran. They do not by themselves reproduce a result: we replayed no history and re-executed no analysis.</w:t>
-      </w:r>
-    </w:p>
-    <w:p>
-      <w:pPr>
-        <w:spacing w:after="160" w:line="360"/>
-      </w:pPr>
-      <w:r>
-        <w:rPr>
-          <w:rFonts w:ascii="Arial" w:cs="Arial" w:eastAsia="Arial" w:hAnsi="Arial"/>
-        </w:rPr>
-        <w:t xml:space="preserve">A targeted, AI-assisted trace audit reviewed tasks with wrong, scored-incorrect or low-scoring runs and one near-perfect IWC workflow with changed significant genes (93 cases; Fig. 5b). The primary cause was an agent analysis error in 52 cases, a reference that depends on an unstated choice in 20, the Galaxy platform, a wrapper or the server in 8, an equivalent answer in another notation in 6, a scoring artifact in 4 and another cause in 3. The audit was not exhaustive and did not split causes by arm.</w:t>
-      </w:r>
-    </w:p>
-    <w:p>
-      <w:pPr>
-        <w:spacing w:after="160" w:line="360"/>
-      </w:pPr>
-      <w:r>
-        <w:rPr>
-          <w:rFonts w:ascii="Arial" w:cs="Arial" w:eastAsia="Arial" w:hAnsi="Arial"/>
-        </w:rPr>
-        <w:t xml:space="preserve">The arm label records the assignment, not where computation ran (Fig. 5c). A screen found shell commands naming an analysis program in 37.8%, 26.3% and 56.7% of Galaxy runs on the three benchmarks. These are unvalidated screening signals; false positives and missed computation are possible. The audit confirmed four kinds of departure, which we count as observed cases, not prevalence. First, 18 CompBioBench Galaxy answers were computed in the local shell after user-defined-tool execution became unavailable (15 scored correct). Second, 2 answers were copied across runs through the shared Galaxy account. Third, Galaxy-arm agents sometimes called the Galaxy API directly from the shell, bypassing the interface's checks; the companion study quantifies this. Fourth, in 26 task cases, agents in either arm retrieved or tried to retrieve benchmark answers online.</w:t>
+        <w:t xml:space="preserve">Each arm leaves different evidence for review</w:t>
+      </w:r>
+    </w:p>
+    <w:p>
+      <w:pPr>
+        <w:spacing w:after="160" w:line="360"/>
+      </w:pPr>
+      <w:r>
+        <w:rPr>
+          <w:rFonts w:ascii="Arial" w:cs="Arial" w:eastAsia="Arial" w:hAnsi="Arial"/>
+        </w:rPr>
+        <w:t xml:space="preserve">Execution traces were retrieved for 1,920 of 1,920 code runs and 1,908 of 1,920 Galaxy runs in the primary population (Fig. 5a). Only Galaxy runs also had analysis histories recording tools, parameters and job states: 1,883 of 1,920 primary runs and 2,030 of 2,070 of all Galaxy runs. Execution errors per run were similar in the two arms on BixBench-Verified-50, higher in Galaxy on CompBioBench and lower on IWC, and they differed in type (Extended Data Fig. 3). The interface compared requested with resolved non-dataset parameters in 84.4% (14,503 of 17,180) tool-run calls. The remaining calls lack a recorded comparison, so success alone cannot certify their parameter fidelity.</w:t>
+      </w:r>
+    </w:p>
+    <w:p>
+      <w:pPr>
+        <w:spacing w:after="160" w:line="360"/>
+      </w:pPr>
+      <w:r>
+        <w:rPr>
+          <w:rFonts w:ascii="Arial" w:cs="Arial" w:eastAsia="Arial" w:hAnsi="Arial"/>
+        </w:rPr>
+        <w:t xml:space="preserve">We then used a targeted, AI-assisted trace audit to review tasks with wrong, scored-incorrect or low-scoring runs and one near-perfect IWC workflow with changed significant genes (93 cases; Fig. 5b). The primary cause was an agent analysis error in 52 cases and a reference that depends on an unstated choice in 20. The Galaxy platform, a wrapper or the server accounted for 8, an equivalent answer in another notation for 6, a scoring artifact for 4 and another cause for 3.</w:t>
+      </w:r>
+    </w:p>
+    <w:p>
+      <w:pPr>
+        <w:spacing w:after="160" w:line="360"/>
+      </w:pPr>
+      <w:r>
+        <w:rPr>
+          <w:rFonts w:ascii="Arial" w:cs="Arial" w:eastAsia="Arial" w:hAnsi="Arial"/>
+        </w:rPr>
+        <w:t xml:space="preserve">The arm label records the assignment, not where computation ran (Fig. 5c). An unvalidated screen found shell commands naming an analysis program in 37.8%, 26.3% and 56.7% of Galaxy runs on the three benchmarks. The audit confirmed four kinds of departure. First, 18 CompBioBench Galaxy answers were computed in the local shell after user-defined-tool execution became unavailable (15 scored correct). Second, 2 answers were copied across runs through the shared Galaxy account. Third, Galaxy-arm agents sometimes called the Galaxy API directly from the shell, bypassing the interface's checks; the companion study quantifies this. Fourth, in 26 task cases, agents in either arm retrieved or tried to retrieve benchmark answers online. These results show that provenance records let a reviewer see what ran, including departures from the assigned arm.</w:t>
       </w:r>
     </w:p>
     <w:p>
@@ -535,7 +535,7 @@
           <w:sz w:val="23"/>
           <w:szCs w:val="23"/>
         </w:rPr>
-        <w:t xml:space="preserve">Resource use and user strategies</w:t>
+        <w:t xml:space="preserve">Resource use, majority voting and Galaxy-specific failures</w:t>
       </w:r>
     </w:p>
     <w:p>
@@ -557,18 +557,18 @@
         <w:rPr>
           <w:rFonts w:ascii="Arial" w:cs="Arial" w:eastAsia="Arial" w:hAnsi="Arial"/>
         </w:rPr>
-        <w:t xml:space="preserve">A user can also run an agent three times and take the majority answer. We applied outcome-blind voting rules retrospectively (Methods). Under rule A, which compares numbers to ten significant digits, voting changed BixBench-Verified-50 accuracy from 85.2% to 84.5% in the code arm and from 86.5% to 85.5% in Galaxy. On CompBioBench it changed accuracy from 86.7% to 89.0% and from 87.1% to 87.0% (Fig. 6b). Under rule B, which compares numbers to three significant digits, BixBench-Verified-50 voting reached 87.0% in code and 87.5% in Galaxy (Extended Data Fig. 4). Three code runs used a median 1.41 and 3.36 million input tokens, fewer than one Galaxy run (2.21 and 4.55 million). Whether code voting matches one Galaxy run depends on the benchmark and matching rule. Code runs retain their transcripts; voting adds no workflow provenance.</w:t>
-      </w:r>
-    </w:p>
-    <w:p>
-      <w:pPr>
-        <w:spacing w:after="160" w:line="360"/>
-      </w:pPr>
-      <w:r>
-        <w:rPr>
-          <w:rFonts w:ascii="Arial" w:cs="Arial" w:eastAsia="Arial" w:hAnsi="Arial"/>
-        </w:rPr>
-        <w:t xml:space="preserve">Galaxy runs also took 2.0 to 2.9 and 1.8 to 3.0 times as many actions as code runs on BixBench-Verified-50 and CompBioBench (Holm-adjusted P &lt; 0.05 for 4 of 4 and 4 of 4 configurations) and 1.6 to 1.9 times as many on IWC (0 of 4; Fig. 6c). Galaxy also produced failure mechanisms of its own (Fig. 6d). The audit attributed 31 scored-incorrect Galaxy runs, across all five configurations, to 6 Galaxy-specific mechanisms, and four of them raised no job error. They include the undisplayed PhyKIT version on bix-45-q1, whose 15 Galaxy answers are scientifically defensible but were scored incorrect.</w:t>
+        <w:t xml:space="preserve">A user can also run an agent three times and take the majority answer. We applied outcome-blind voting rules retrospectively (Methods). Under rule A, which compares numbers to ten significant digits, voting changed BixBench-Verified-50 accuracy from 85.2% to 84.5% in the code arm and from 86.5% to 85.5% in Galaxy. On CompBioBench it changed accuracy from 86.7% to 89.0% and from 87.1% to 87.0% (Fig. 6b). Under rule B, which compares numbers to three significant digits, BixBench-Verified-50 voting reached 87.0% in code and 87.5% in Galaxy (Extended Data Fig. 4). Three code runs used a median 1.41 and 3.36 million input tokens, fewer than one Galaxy run (2.21 and 4.55 million). These results show that whether code voting matches one Galaxy run depends on the benchmark and matching rule. Code runs retain their transcripts; voting adds no workflow provenance.</w:t>
+      </w:r>
+    </w:p>
+    <w:p>
+      <w:pPr>
+        <w:spacing w:after="160" w:line="360"/>
+      </w:pPr>
+      <w:r>
+        <w:rPr>
+          <w:rFonts w:ascii="Arial" w:cs="Arial" w:eastAsia="Arial" w:hAnsi="Arial"/>
+        </w:rPr>
+        <w:t xml:space="preserve">Galaxy runs also took 2.0 to 2.9 and 1.8 to 3.0 times as many actions as code runs on BixBench-Verified-50 and CompBioBench (Holm-adjusted P &lt; 0.05 for 4 of 4 and 4 of 4 configurations) and 1.6 to 1.9 times as many on IWC (0 of 4; Fig. 6c). The audit attributed 31 scored-incorrect Galaxy runs, across all five configurations, to 6 Galaxy-specific mechanisms (Fig. 6d), and four of them raised no job error. They include the undisplayed PhyKIT version on bix-45-q1, whose 15 Galaxy answers are scientifically defensible but were scored incorrect. Together, these results show that Galaxy runs used more tokens and actions at the median and had failure mechanisms of their own.</w:t>
       </w:r>
     </w:p>
     <w:p>
@@ -595,51 +595,53 @@
         <w:rPr>
           <w:rFonts w:ascii="Arial" w:cs="Arial" w:eastAsia="Arial" w:hAnsi="Arial"/>
         </w:rPr>
-        <w:t xml:space="preserve">For a user choosing between an agent that writes its own code and one that works through Galaxy, this archive shows similar observed benchmark accuracy and more replicate sets with consistent scored outcomes through Galaxy. Galaxy runs also kept analysis histories, at several times the token cost. The accuracy estimates were sensitive to how the reference was built and which runs were included. The CompBioBench difference changed sign without the outcome-named campaigns, and the BixBench-Verified-50 difference changed sign without the tasks flagged for reference, grading or answer-exposure problems. The repeatability difference had the same direction in all three benchmarks and in most configurations, but its interval excluded equality only for IWC. Because prompts, budgets, runtime environments and run campaigns differed between arms, these are differences between assigned arms. We cannot assign them to Galaxy alone.</w:t>
-      </w:r>
-    </w:p>
-    <w:p>
-      <w:pPr>
-        <w:spacing w:after="160" w:line="360"/>
-      </w:pPr>
-      <w:r>
-        <w:rPr>
-          <w:rFonts w:ascii="Arial" w:cs="Arial" w:eastAsia="Arial" w:hAnsi="Arial"/>
-        </w:rPr>
-        <w:t xml:space="preserve">The case analyses suggest one mechanism that a user can act on. Installed tools constrain implementation choices; matching tool names alone does not ensure matching parameters or outputs. Most code-arm divergence on BixBench-Verified-50 came from re-implementing a method or installing a different version. The mechanism cuts both ways. On bix-45-q1, every Galaxy run returned the current PhyKIT definition. That answer is scientifically defensible, but it was scored incorrect because the reference used a retired version, and the wrapper did not show which version it ran. A stable answer is useful only when the user can confirm that the pinned version is the intended one.</w:t>
-      </w:r>
-    </w:p>
-    <w:p>
-      <w:pPr>
-        <w:spacing w:after="160" w:line="360"/>
-      </w:pPr>
-      <w:r>
-        <w:rPr>
-          <w:rFonts w:ascii="Arial" w:cs="Arial" w:eastAsia="Arial" w:hAnsi="Arial"/>
-        </w:rPr>
-        <w:t xml:space="preserve">Repeatability, reproducibility and provenance are different properties, and this study measures them unevenly. We measured repeatability of scored outcomes within an arm, the coverage of execution records and, through a targeted audit, what those records allowed a reviewer to attribute. We did not replay histories, re-execute runs on another deployment or ask domain experts to judge scientific validity without knowing the arm. Supplementary Note 1 gives a protocol for these prospective steps. It specifies matched prompts and budgets, fixed campaigns, blinded expert review, independent replay of Galaxy histories and code transcripts, and a second Galaxy deployment.</w:t>
-      </w:r>
-    </w:p>
-    <w:p>
-      <w:pPr>
-        <w:spacing w:after="160" w:line="360"/>
-      </w:pPr>
-      <w:r>
-        <w:rPr>
-          <w:rFonts w:ascii="Arial" w:cs="Arial" w:eastAsia="Arial" w:hAnsi="Arial"/>
-        </w:rPr>
-        <w:t xml:space="preserve">The study has further limitations. It is retrospective, replicate labels are not matched random seeds, and the four configurations represent a period in which models changed quickly. CompBioBench grades depend on a private key, nearly half of which was predicted rather than inferred. The IWC headline score includes circular ATAC-seq references and omits components that matter biologically. All Galaxy runs used one public server, one interface and one shared account, and the shared account allowed answers to be copied between runs. The trace audit was AI-assisted, and its counts of local computation, copying and answer retrieval are observed cases, not prevalence. Agents in both arms sometimes retrieved benchmark answers online, so all three benchmarks may be partly contaminated.</w:t>
-      </w:r>
-    </w:p>
-    <w:p>
-      <w:pPr>
-        <w:spacing w:after="160" w:line="360"/>
-      </w:pPr>
-      <w:r>
-        <w:rPr>
-          <w:rFonts w:ascii="Arial" w:cs="Arial" w:eastAsia="Arial" w:hAnsi="Arial"/>
-        </w:rPr>
-        <w:t xml:space="preserve">The observed accuracy differences were small and sensitive to exclusions; equivalence and non-inferiority remain untested. Galaxy histories enabled attribution of scientific errors, version dependencies and departures from the assigned arm, at higher token use. Independent replay and review-time measurements are needed to determine the value of those records to users.</w:t>
+        <w:t xml:space="preserve">Users of AI agents need results that are accurate, repeatable and open to review. For a user choosing between an agent that writes its own code and one that works through Galaxy, this archive shows similar observed benchmark accuracy and more replicate sets with consistent scored outcomes through Galaxy. Galaxy runs also kept analysis histories, at several times the token cost; these histories enabled attribution of scientific errors, version dependencies and departures from the assigned arm but do not by themselves reproduce a result. The small accuracy differences were sensitive to how the reference was built and which runs were included, and changed sign without the outcome-named CompBioBench campaigns or the BixBench-Verified-50 tasks flagged for reference, grading or answer-exposure problems. The repeatability difference had the same direction in all three benchmarks and in most configurations, but its interval excluded equality only for IWC. Because prompts, budgets, runtime environments and run campaigns differed between arms, these are differences between assigned arms that we cannot assign to Galaxy alone.</w:t>
+      </w:r>
+    </w:p>
+    <w:p>
+      <w:pPr>
+        <w:spacing w:after="160" w:line="360"/>
+      </w:pPr>
+      <w:r>
+        <w:rPr>
+          <w:rFonts w:ascii="Arial" w:cs="Arial" w:eastAsia="Arial" w:hAnsi="Arial"/>
+        </w:rPr>
+        <w:t xml:space="preserve">The case analyses suggest one mechanism that a user can act on: installed tools constrain implementation choices, although matching tool names alone does not ensure matching parameters or outputs. Most code-arm divergence on BixBench-Verified-50 came from re-implementing a method or installing a different version. The mechanism cuts both ways. On bix-45-q1, every Galaxy run returned the current PhyKIT definition. That answer is scientifically defensible but was scored incorrect because the reference used a retired version, and the wrapper did not show which version it ran. A stable answer is useful only when the user can confirm that the pinned version is the intended one.</w:t>
+      </w:r>
+    </w:p>
+    <w:p>
+      <w:pPr>
+        <w:spacing w:after="160" w:line="360"/>
+      </w:pPr>
+      <w:r>
+        <w:rPr>
+          <w:rFonts w:ascii="Arial" w:cs="Arial" w:eastAsia="Arial" w:hAnsi="Arial"/>
+        </w:rPr>
+        <w:t xml:space="preserve">This study has several limitations. First, it is retrospective. Replicate labels are not matched random seeds, the four configurations represent a period in which models changed quickly, and equivalence and non-inferiority remain untested. Second, CompBioBench grades depend on a private key, nearly half of which was predicted rather than inferred and which lacks independent scientific adjudication and validation against an official item key. The IWC headline score measures agreement with a reference route, not scientific validity, and includes circular ATAC-seq references. Third, repeatability, reproducibility and provenance are different properties. We measured repeatability within an arm and configuration and the coverage of execution records, but did not test reproducibility by another team or on another deployment. We replayed no history, re-executed no analysis and asked no domain expert to judge scientific validity blind to the arm. Fourth, the case analyses come from a small number of tasks and do not test whether installed tools reduce implementation variance. Fifth, the AI-assisted trace audit was targeted rather than exhaustive and did not split causes by arm. Its counts of local computation, copying and answer retrieval are observed cases, not prevalence, and the unvalidated execution-location screen may give false positives or miss computation. Sixth, all Galaxy runs used one public server, one interface and one shared account, which allowed answers to be copied between runs. Finally, agents in both arms sometimes retrieved benchmark answers online, so all three benchmarks may be partly contaminated</w:t>
+      </w:r>
+      <w:r>
+        <w:rPr>
+          <w:rFonts w:ascii="Arial" w:cs="Arial" w:eastAsia="Arial" w:hAnsi="Arial"/>
+          <w:vertAlign w:val="superscript"/>
+        </w:rPr>
+        <w:t xml:space="preserve">26</w:t>
+      </w:r>
+      <w:r>
+        <w:rPr>
+          <w:rFonts w:ascii="Arial" w:cs="Arial" w:eastAsia="Arial" w:hAnsi="Arial"/>
+        </w:rPr>
+        <w:t xml:space="preserve">.</w:t>
+      </w:r>
+    </w:p>
+    <w:p>
+      <w:pPr>
+        <w:spacing w:after="160" w:line="360"/>
+      </w:pPr>
+      <w:r>
+        <w:rPr>
+          <w:rFonts w:ascii="Arial" w:cs="Arial" w:eastAsia="Arial" w:hAnsi="Arial"/>
+        </w:rPr>
+        <w:t xml:space="preserve">Future work should test these findings prospectively with the protocol in Supplementary Note 1, which specifies matched prompts and budgets, fixed campaigns, blinded expert review, independent replay of Galaxy histories and code transcripts, and a second Galaxy deployment. Replay and review-time measurements are also needed to determine the value of Galaxy records to users.</w:t>
       </w:r>
     </w:p>
     <w:p>
@@ -928,58 +930,7 @@
         <w:rPr>
           <w:rFonts w:ascii="Arial" w:cs="Arial" w:eastAsia="Arial" w:hAnsi="Arial"/>
         </w:rPr>
-        <w:t xml:space="preserve">Mitchener, L. et al. BixBench: a comprehensive benchmark for LLM-based agents in computational biology. Preprint at https://doi.org/10.48550/arXiv.2503.00096 (2025).</w:t>
-      </w:r>
-    </w:p>
-    <w:p>
-      <w:pPr>
-        <w:spacing w:after="80" w:line="276"/>
-      </w:pPr>
-      <w:r>
-        <w:rPr>
-          <w:rFonts w:ascii="Arial" w:cs="Arial" w:eastAsia="Arial" w:hAnsi="Arial"/>
-        </w:rPr>
-        <w:t xml:space="preserve">8. </w:t>
-      </w:r>
-      <w:r>
-        <w:rPr>
-          <w:rFonts w:ascii="Arial" w:cs="Arial" w:eastAsia="Arial" w:hAnsi="Arial"/>
-        </w:rPr>
-        <w:t xml:space="preserve">Nair, S. et al. Agentic systems are adept at solving well-scoped, verifiable problems in computational biology. Preprint at bioRxiv https://doi.org/10.64898/2026.04.06.716850 (2026).</w:t>
-      </w:r>
-    </w:p>
-    <w:p>
-      <w:pPr>
-        <w:spacing w:after="80" w:line="276"/>
-      </w:pPr>
-      <w:r>
-        <w:rPr>
-          <w:rFonts w:ascii="Arial" w:cs="Arial" w:eastAsia="Arial" w:hAnsi="Arial"/>
-        </w:rPr>
-        <w:t xml:space="preserve">9. </w:t>
-      </w:r>
-      <w:r>
-        <w:rPr>
-          <w:rFonts w:ascii="Arial" w:cs="Arial" w:eastAsia="Arial" w:hAnsi="Arial"/>
-        </w:rPr>
-        <w:t xml:space="preserve">Chan, J. S. et al. MLE-bench: evaluating machine learning agents on machine learning engineering. Preprint at https://doi.org/10.48550/arXiv.2410.07095 (2024).</w:t>
-      </w:r>
-    </w:p>
-    <w:p>
-      <w:pPr>
-        <w:spacing w:after="80" w:line="276"/>
-      </w:pPr>
-      <w:r>
-        <w:rPr>
-          <w:rFonts w:ascii="Arial" w:cs="Arial" w:eastAsia="Arial" w:hAnsi="Arial"/>
-        </w:rPr>
-        <w:t xml:space="preserve">10. </w:t>
-      </w:r>
-      <w:r>
-        <w:rPr>
-          <w:rFonts w:ascii="Arial" w:cs="Arial" w:eastAsia="Arial" w:hAnsi="Arial"/>
-        </w:rPr>
-        <w:t xml:space="preserve">Jimenez, C. E. et al. SWE-bench: can language models resolve real-world GitHub issues? In </w:t>
+        <w:t xml:space="preserve">Sandve, G. K., Nekrutenko, A., Taylor, J. &amp; Hovig, E. Ten simple rules for reproducible computational research. </w:t>
       </w:r>
       <w:r>
         <w:rPr>
@@ -987,13 +938,27 @@
           <w:i/>
           <w:iCs/>
         </w:rPr>
-        <w:t xml:space="preserve">Proc. 12th International Conference on Learning Representations</w:t>
-      </w:r>
-      <w:r>
-        <w:rPr>
-          <w:rFonts w:ascii="Arial" w:cs="Arial" w:eastAsia="Arial" w:hAnsi="Arial"/>
-        </w:rPr>
-        <w:t xml:space="preserve"> (ICLR, 2024).</w:t>
+        <w:t xml:space="preserve">PLoS Comput. Biol.</w:t>
+      </w:r>
+      <w:r>
+        <w:rPr>
+          <w:rFonts w:ascii="Arial" w:cs="Arial" w:eastAsia="Arial" w:hAnsi="Arial"/>
+        </w:rPr>
+        <w:t xml:space="preserve"> </w:t>
+      </w:r>
+      <w:r>
+        <w:rPr>
+          <w:rFonts w:ascii="Arial" w:cs="Arial" w:eastAsia="Arial" w:hAnsi="Arial"/>
+          <w:b/>
+          <w:bCs/>
+        </w:rPr>
+        <w:t xml:space="preserve">9</w:t>
+      </w:r>
+      <w:r>
+        <w:rPr>
+          <w:rFonts w:ascii="Arial" w:cs="Arial" w:eastAsia="Arial" w:hAnsi="Arial"/>
+        </w:rPr>
+        <w:t xml:space="preserve">, e1003285 (2013).</w:t>
       </w:r>
     </w:p>
     <w:p>
@@ -1004,13 +969,13 @@
         <w:rPr>
           <w:rFonts w:ascii="Arial" w:cs="Arial" w:eastAsia="Arial" w:hAnsi="Arial"/>
         </w:rPr>
-        <w:t xml:space="preserve">11. </w:t>
-      </w:r>
-      <w:r>
-        <w:rPr>
-          <w:rFonts w:ascii="Arial" w:cs="Arial" w:eastAsia="Arial" w:hAnsi="Arial"/>
-        </w:rPr>
-        <w:t xml:space="preserve">Luecken, M. D. et al. Benchmarking atlas-level data integration in single-cell genomics. </w:t>
+        <w:t xml:space="preserve">8. </w:t>
+      </w:r>
+      <w:r>
+        <w:rPr>
+          <w:rFonts w:ascii="Arial" w:cs="Arial" w:eastAsia="Arial" w:hAnsi="Arial"/>
+        </w:rPr>
+        <w:t xml:space="preserve">Nekrutenko, A. &amp; Taylor, J. Next-generation sequencing data interpretation: enhancing reproducibility and accessibility. </w:t>
       </w:r>
       <w:r>
         <w:rPr>
@@ -1018,7 +983,7 @@
           <w:i/>
           <w:iCs/>
         </w:rPr>
-        <w:t xml:space="preserve">Nat. Methods</w:t>
+        <w:t xml:space="preserve">Nat. Rev. Genet.</w:t>
       </w:r>
       <w:r>
         <w:rPr>
@@ -1032,13 +997,13 @@
           <w:b/>
           <w:bCs/>
         </w:rPr>
-        <w:t xml:space="preserve">19</w:t>
-      </w:r>
-      <w:r>
-        <w:rPr>
-          <w:rFonts w:ascii="Arial" w:cs="Arial" w:eastAsia="Arial" w:hAnsi="Arial"/>
-        </w:rPr>
-        <w:t xml:space="preserve">, 41–50 (2022).</w:t>
+        <w:t xml:space="preserve">13</w:t>
+      </w:r>
+      <w:r>
+        <w:rPr>
+          <w:rFonts w:ascii="Arial" w:cs="Arial" w:eastAsia="Arial" w:hAnsi="Arial"/>
+        </w:rPr>
+        <w:t xml:space="preserve">, 667–672 (2012).</w:t>
       </w:r>
     </w:p>
     <w:p>
@@ -1049,13 +1014,13 @@
         <w:rPr>
           <w:rFonts w:ascii="Arial" w:cs="Arial" w:eastAsia="Arial" w:hAnsi="Arial"/>
         </w:rPr>
-        <w:t xml:space="preserve">12. </w:t>
-      </w:r>
-      <w:r>
-        <w:rPr>
-          <w:rFonts w:ascii="Arial" w:cs="Arial" w:eastAsia="Arial" w:hAnsi="Arial"/>
-        </w:rPr>
-        <w:t xml:space="preserve">Ahlmann-Eltze, C., Huber, W. &amp; Anders, S. Deep-learning-based gene perturbation effect prediction does not yet outperform simple linear baselines. </w:t>
+        <w:t xml:space="preserve">9. </w:t>
+      </w:r>
+      <w:r>
+        <w:rPr>
+          <w:rFonts w:ascii="Arial" w:cs="Arial" w:eastAsia="Arial" w:hAnsi="Arial"/>
+        </w:rPr>
+        <w:t xml:space="preserve">Grüning, B. et al. Practical computational reproducibility in the life sciences. </w:t>
       </w:r>
       <w:r>
         <w:rPr>
@@ -1063,7 +1028,7 @@
           <w:i/>
           <w:iCs/>
         </w:rPr>
-        <w:t xml:space="preserve">Nat. Methods</w:t>
+        <w:t xml:space="preserve">Cell Syst.</w:t>
       </w:r>
       <w:r>
         <w:rPr>
@@ -1077,13 +1042,13 @@
           <w:b/>
           <w:bCs/>
         </w:rPr>
-        <w:t xml:space="preserve">22</w:t>
-      </w:r>
-      <w:r>
-        <w:rPr>
-          <w:rFonts w:ascii="Arial" w:cs="Arial" w:eastAsia="Arial" w:hAnsi="Arial"/>
-        </w:rPr>
-        <w:t xml:space="preserve">, 1657–1661 (2025).</w:t>
+        <w:t xml:space="preserve">6</w:t>
+      </w:r>
+      <w:r>
+        <w:rPr>
+          <w:rFonts w:ascii="Arial" w:cs="Arial" w:eastAsia="Arial" w:hAnsi="Arial"/>
+        </w:rPr>
+        <w:t xml:space="preserve">, 631–635 (2018).</w:t>
       </w:r>
     </w:p>
     <w:p>
@@ -1094,13 +1059,13 @@
         <w:rPr>
           <w:rFonts w:ascii="Arial" w:cs="Arial" w:eastAsia="Arial" w:hAnsi="Arial"/>
         </w:rPr>
-        <w:t xml:space="preserve">13. </w:t>
-      </w:r>
-      <w:r>
-        <w:rPr>
-          <w:rFonts w:ascii="Arial" w:cs="Arial" w:eastAsia="Arial" w:hAnsi="Arial"/>
-        </w:rPr>
-        <w:t xml:space="preserve">Miller, H. E. et al. Deep learning perturbation models can outperform baselines on calibrated metrics. </w:t>
+        <w:t xml:space="preserve">10. </w:t>
+      </w:r>
+      <w:r>
+        <w:rPr>
+          <w:rFonts w:ascii="Arial" w:cs="Arial" w:eastAsia="Arial" w:hAnsi="Arial"/>
+        </w:rPr>
+        <w:t xml:space="preserve">Heil, B. J. et al. Reproducibility standards for machine learning in the life sciences. </w:t>
       </w:r>
       <w:r>
         <w:rPr>
@@ -1108,13 +1073,27 @@
           <w:i/>
           <w:iCs/>
         </w:rPr>
-        <w:t xml:space="preserve">Nat. Biotechnol.</w:t>
-      </w:r>
-      <w:r>
-        <w:rPr>
-          <w:rFonts w:ascii="Arial" w:cs="Arial" w:eastAsia="Arial" w:hAnsi="Arial"/>
-        </w:rPr>
-        <w:t xml:space="preserve"> https://doi.org/10.1038/s41587-026-03307-w (2026).</w:t>
+        <w:t xml:space="preserve">Nat. Methods</w:t>
+      </w:r>
+      <w:r>
+        <w:rPr>
+          <w:rFonts w:ascii="Arial" w:cs="Arial" w:eastAsia="Arial" w:hAnsi="Arial"/>
+        </w:rPr>
+        <w:t xml:space="preserve"> </w:t>
+      </w:r>
+      <w:r>
+        <w:rPr>
+          <w:rFonts w:ascii="Arial" w:cs="Arial" w:eastAsia="Arial" w:hAnsi="Arial"/>
+          <w:b/>
+          <w:bCs/>
+        </w:rPr>
+        <w:t xml:space="preserve">18</w:t>
+      </w:r>
+      <w:r>
+        <w:rPr>
+          <w:rFonts w:ascii="Arial" w:cs="Arial" w:eastAsia="Arial" w:hAnsi="Arial"/>
+        </w:rPr>
+        <w:t xml:space="preserve">, 1132–1135 (2021).</w:t>
       </w:r>
     </w:p>
     <w:p>
@@ -1125,13 +1104,64 @@
         <w:rPr>
           <w:rFonts w:ascii="Arial" w:cs="Arial" w:eastAsia="Arial" w:hAnsi="Arial"/>
         </w:rPr>
+        <w:t xml:space="preserve">11. </w:t>
+      </w:r>
+      <w:r>
+        <w:rPr>
+          <w:rFonts w:ascii="Arial" w:cs="Arial" w:eastAsia="Arial" w:hAnsi="Arial"/>
+        </w:rPr>
+        <w:t xml:space="preserve">Mitchener, L. et al. BixBench: a comprehensive benchmark for LLM-based agents in computational biology. Preprint at https://doi.org/10.48550/arXiv.2503.00096 (2025).</w:t>
+      </w:r>
+    </w:p>
+    <w:p>
+      <w:pPr>
+        <w:spacing w:after="80" w:line="276"/>
+      </w:pPr>
+      <w:r>
+        <w:rPr>
+          <w:rFonts w:ascii="Arial" w:cs="Arial" w:eastAsia="Arial" w:hAnsi="Arial"/>
+        </w:rPr>
+        <w:t xml:space="preserve">12. </w:t>
+      </w:r>
+      <w:r>
+        <w:rPr>
+          <w:rFonts w:ascii="Arial" w:cs="Arial" w:eastAsia="Arial" w:hAnsi="Arial"/>
+        </w:rPr>
+        <w:t xml:space="preserve">Nair, S. et al. Agentic systems are adept at solving well-scoped, verifiable problems in computational biology. Preprint at bioRxiv https://doi.org/10.64898/2026.04.06.716850 (2026).</w:t>
+      </w:r>
+    </w:p>
+    <w:p>
+      <w:pPr>
+        <w:spacing w:after="80" w:line="276"/>
+      </w:pPr>
+      <w:r>
+        <w:rPr>
+          <w:rFonts w:ascii="Arial" w:cs="Arial" w:eastAsia="Arial" w:hAnsi="Arial"/>
+        </w:rPr>
+        <w:t xml:space="preserve">13. </w:t>
+      </w:r>
+      <w:r>
+        <w:rPr>
+          <w:rFonts w:ascii="Arial" w:cs="Arial" w:eastAsia="Arial" w:hAnsi="Arial"/>
+        </w:rPr>
+        <w:t xml:space="preserve">Chan, J. S. et al. MLE-bench: evaluating machine learning agents on machine learning engineering. Preprint at https://doi.org/10.48550/arXiv.2410.07095 (2024).</w:t>
+      </w:r>
+    </w:p>
+    <w:p>
+      <w:pPr>
+        <w:spacing w:after="80" w:line="276"/>
+      </w:pPr>
+      <w:r>
+        <w:rPr>
+          <w:rFonts w:ascii="Arial" w:cs="Arial" w:eastAsia="Arial" w:hAnsi="Arial"/>
+        </w:rPr>
         <w:t xml:space="preserve">14. </w:t>
       </w:r>
       <w:r>
         <w:rPr>
           <w:rFonts w:ascii="Arial" w:cs="Arial" w:eastAsia="Arial" w:hAnsi="Arial"/>
         </w:rPr>
-        <w:t xml:space="preserve">Saez-Rodriguez, J., Schäfer, P. S. L., Kalavros, N. &amp; Stolovitzky, G. Benchmarking biomedical foundation models. </w:t>
+        <w:t xml:space="preserve">Jimenez, C. E. et al. SWE-bench: can language models resolve real-world GitHub issues? In </w:t>
       </w:r>
       <w:r>
         <w:rPr>
@@ -1139,27 +1169,13 @@
           <w:i/>
           <w:iCs/>
         </w:rPr>
-        <w:t xml:space="preserve">Nat. Methods</w:t>
-      </w:r>
-      <w:r>
-        <w:rPr>
-          <w:rFonts w:ascii="Arial" w:cs="Arial" w:eastAsia="Arial" w:hAnsi="Arial"/>
-        </w:rPr>
-        <w:t xml:space="preserve"> </w:t>
-      </w:r>
-      <w:r>
-        <w:rPr>
-          <w:rFonts w:ascii="Arial" w:cs="Arial" w:eastAsia="Arial" w:hAnsi="Arial"/>
-          <w:b/>
-          <w:bCs/>
-        </w:rPr>
-        <w:t xml:space="preserve">23</w:t>
-      </w:r>
-      <w:r>
-        <w:rPr>
-          <w:rFonts w:ascii="Arial" w:cs="Arial" w:eastAsia="Arial" w:hAnsi="Arial"/>
-        </w:rPr>
-        <w:t xml:space="preserve">, 1724–1733 (2026).</w:t>
+        <w:t xml:space="preserve">Proc. 12th International Conference on Learning Representations</w:t>
+      </w:r>
+      <w:r>
+        <w:rPr>
+          <w:rFonts w:ascii="Arial" w:cs="Arial" w:eastAsia="Arial" w:hAnsi="Arial"/>
+        </w:rPr>
+        <w:t xml:space="preserve"> (ICLR, 2024).</w:t>
       </w:r>
     </w:p>
     <w:p>
@@ -1176,7 +1192,7 @@
         <w:rPr>
           <w:rFonts w:ascii="Arial" w:cs="Arial" w:eastAsia="Arial" w:hAnsi="Arial"/>
         </w:rPr>
-        <w:t xml:space="preserve">Sandve, G. K., Nekrutenko, A., Taylor, J. &amp; Hovig, E. Ten simple rules for reproducible computational research. </w:t>
+        <w:t xml:space="preserve">Luecken, M. D. et al. Benchmarking atlas-level data integration in single-cell genomics. </w:t>
       </w:r>
       <w:r>
         <w:rPr>
@@ -1184,7 +1200,7 @@
           <w:i/>
           <w:iCs/>
         </w:rPr>
-        <w:t xml:space="preserve">PLoS Comput. Biol.</w:t>
+        <w:t xml:space="preserve">Nat. Methods</w:t>
       </w:r>
       <w:r>
         <w:rPr>
@@ -1198,13 +1214,13 @@
           <w:b/>
           <w:bCs/>
         </w:rPr>
-        <w:t xml:space="preserve">9</w:t>
-      </w:r>
-      <w:r>
-        <w:rPr>
-          <w:rFonts w:ascii="Arial" w:cs="Arial" w:eastAsia="Arial" w:hAnsi="Arial"/>
-        </w:rPr>
-        <w:t xml:space="preserve">, e1003285 (2013).</w:t>
+        <w:t xml:space="preserve">19</w:t>
+      </w:r>
+      <w:r>
+        <w:rPr>
+          <w:rFonts w:ascii="Arial" w:cs="Arial" w:eastAsia="Arial" w:hAnsi="Arial"/>
+        </w:rPr>
+        <w:t xml:space="preserve">, 41–50 (2022).</w:t>
       </w:r>
     </w:p>
     <w:p>
@@ -1221,7 +1237,7 @@
         <w:rPr>
           <w:rFonts w:ascii="Arial" w:cs="Arial" w:eastAsia="Arial" w:hAnsi="Arial"/>
         </w:rPr>
-        <w:t xml:space="preserve">Nekrutenko, A. &amp; Taylor, J. Next-generation sequencing data interpretation: enhancing reproducibility and accessibility. </w:t>
+        <w:t xml:space="preserve">Ahlmann-Eltze, C., Huber, W. &amp; Anders, S. Deep-learning-based gene perturbation effect prediction does not yet outperform simple linear baselines. </w:t>
       </w:r>
       <w:r>
         <w:rPr>
@@ -1229,7 +1245,7 @@
           <w:i/>
           <w:iCs/>
         </w:rPr>
-        <w:t xml:space="preserve">Nat. Rev. Genet.</w:t>
+        <w:t xml:space="preserve">Nat. Methods</w:t>
       </w:r>
       <w:r>
         <w:rPr>
@@ -1243,13 +1259,13 @@
           <w:b/>
           <w:bCs/>
         </w:rPr>
-        <w:t xml:space="preserve">13</w:t>
-      </w:r>
-      <w:r>
-        <w:rPr>
-          <w:rFonts w:ascii="Arial" w:cs="Arial" w:eastAsia="Arial" w:hAnsi="Arial"/>
-        </w:rPr>
-        <w:t xml:space="preserve">, 667–672 (2012).</w:t>
+        <w:t xml:space="preserve">22</w:t>
+      </w:r>
+      <w:r>
+        <w:rPr>
+          <w:rFonts w:ascii="Arial" w:cs="Arial" w:eastAsia="Arial" w:hAnsi="Arial"/>
+        </w:rPr>
+        <w:t xml:space="preserve">, 1657–1661 (2025).</w:t>
       </w:r>
     </w:p>
     <w:p>
@@ -1266,7 +1282,7 @@
         <w:rPr>
           <w:rFonts w:ascii="Arial" w:cs="Arial" w:eastAsia="Arial" w:hAnsi="Arial"/>
         </w:rPr>
-        <w:t xml:space="preserve">Grüning, B. et al. Practical computational reproducibility in the life sciences. </w:t>
+        <w:t xml:space="preserve">Miller, H. E. et al. Deep learning perturbation models can outperform baselines on calibrated metrics. </w:t>
       </w:r>
       <w:r>
         <w:rPr>
@@ -1274,27 +1290,13 @@
           <w:i/>
           <w:iCs/>
         </w:rPr>
-        <w:t xml:space="preserve">Cell Syst.</w:t>
-      </w:r>
-      <w:r>
-        <w:rPr>
-          <w:rFonts w:ascii="Arial" w:cs="Arial" w:eastAsia="Arial" w:hAnsi="Arial"/>
-        </w:rPr>
-        <w:t xml:space="preserve"> </w:t>
-      </w:r>
-      <w:r>
-        <w:rPr>
-          <w:rFonts w:ascii="Arial" w:cs="Arial" w:eastAsia="Arial" w:hAnsi="Arial"/>
-          <w:b/>
-          <w:bCs/>
-        </w:rPr>
-        <w:t xml:space="preserve">6</w:t>
-      </w:r>
-      <w:r>
-        <w:rPr>
-          <w:rFonts w:ascii="Arial" w:cs="Arial" w:eastAsia="Arial" w:hAnsi="Arial"/>
-        </w:rPr>
-        <w:t xml:space="preserve">, 631–635 (2018).</w:t>
+        <w:t xml:space="preserve">Nat. Biotechnol.</w:t>
+      </w:r>
+      <w:r>
+        <w:rPr>
+          <w:rFonts w:ascii="Arial" w:cs="Arial" w:eastAsia="Arial" w:hAnsi="Arial"/>
+        </w:rPr>
+        <w:t xml:space="preserve"> https://doi.org/10.1038/s41587-026-03307-w (2026).</w:t>
       </w:r>
     </w:p>
     <w:p>
@@ -1311,7 +1313,7 @@
         <w:rPr>
           <w:rFonts w:ascii="Arial" w:cs="Arial" w:eastAsia="Arial" w:hAnsi="Arial"/>
         </w:rPr>
-        <w:t xml:space="preserve">Heil, B. J. et al. Reproducibility standards for machine learning in the life sciences. </w:t>
+        <w:t xml:space="preserve">Saez-Rodriguez, J., Schäfer, P. S. L., Kalavros, N. &amp; Stolovitzky, G. Benchmarking biomedical foundation models. </w:t>
       </w:r>
       <w:r>
         <w:rPr>
@@ -1333,13 +1335,13 @@
           <w:b/>
           <w:bCs/>
         </w:rPr>
-        <w:t xml:space="preserve">18</w:t>
-      </w:r>
-      <w:r>
-        <w:rPr>
-          <w:rFonts w:ascii="Arial" w:cs="Arial" w:eastAsia="Arial" w:hAnsi="Arial"/>
-        </w:rPr>
-        <w:t xml:space="preserve">, 1132–1135 (2021).</w:t>
+        <w:t xml:space="preserve">23</w:t>
+      </w:r>
+      <w:r>
+        <w:rPr>
+          <w:rFonts w:ascii="Arial" w:cs="Arial" w:eastAsia="Arial" w:hAnsi="Arial"/>
+        </w:rPr>
+        <w:t xml:space="preserve">, 1724–1733 (2026).</w:t>
       </w:r>
     </w:p>
     <w:p>
@@ -1658,6 +1660,51 @@
       </w:r>
     </w:p>
     <w:p>
+      <w:pPr>
+        <w:spacing w:after="80" w:line="276"/>
+      </w:pPr>
+      <w:r>
+        <w:rPr>
+          <w:rFonts w:ascii="Arial" w:cs="Arial" w:eastAsia="Arial" w:hAnsi="Arial"/>
+        </w:rPr>
+        <w:t xml:space="preserve">26. </w:t>
+      </w:r>
+      <w:r>
+        <w:rPr>
+          <w:rFonts w:ascii="Arial" w:cs="Arial" w:eastAsia="Arial" w:hAnsi="Arial"/>
+        </w:rPr>
+        <w:t xml:space="preserve">Kapoor, S. &amp; Narayanan, A. Leakage and the reproducibility crisis in machine-learning-based science. </w:t>
+      </w:r>
+      <w:r>
+        <w:rPr>
+          <w:rFonts w:ascii="Arial" w:cs="Arial" w:eastAsia="Arial" w:hAnsi="Arial"/>
+          <w:i/>
+          <w:iCs/>
+        </w:rPr>
+        <w:t xml:space="preserve">Patterns</w:t>
+      </w:r>
+      <w:r>
+        <w:rPr>
+          <w:rFonts w:ascii="Arial" w:cs="Arial" w:eastAsia="Arial" w:hAnsi="Arial"/>
+        </w:rPr>
+        <w:t xml:space="preserve"> </w:t>
+      </w:r>
+      <w:r>
+        <w:rPr>
+          <w:rFonts w:ascii="Arial" w:cs="Arial" w:eastAsia="Arial" w:hAnsi="Arial"/>
+          <w:b/>
+          <w:bCs/>
+        </w:rPr>
+        <w:t xml:space="preserve">4</w:t>
+      </w:r>
+      <w:r>
+        <w:rPr>
+          <w:rFonts w:ascii="Arial" w:cs="Arial" w:eastAsia="Arial" w:hAnsi="Arial"/>
+        </w:rPr>
+        <w:t xml:space="preserve">, 100804 (2023).</w:t>
+      </w:r>
+    </w:p>
+    <w:p>
       <w:r>
         <w:br w:type="page"/>
       </w:r>
@@ -2273,7 +2320,7 @@
           <w:rFonts w:ascii="Arial" w:cs="Arial" w:eastAsia="Arial" w:hAnsi="Arial"/>
           <w:vertAlign w:val="superscript"/>
         </w:rPr>
-        <w:t xml:space="preserve">7</w:t>
+        <w:t xml:space="preserve">11</w:t>
       </w:r>
       <w:r>
         <w:rPr>
@@ -2286,7 +2333,7 @@
           <w:rFonts w:ascii="Arial" w:cs="Arial" w:eastAsia="Arial" w:hAnsi="Arial"/>
           <w:vertAlign w:val="superscript"/>
         </w:rPr>
-        <w:t xml:space="preserve">8</w:t>
+        <w:t xml:space="preserve">12</w:t>
       </w:r>
       <w:r>
         <w:rPr>
@@ -2732,7 +2779,7 @@
           <w:rFonts w:ascii="Arial" w:cs="Arial" w:eastAsia="Arial" w:hAnsi="Arial"/>
           <w:vertAlign w:val="superscript"/>
         </w:rPr>
-        <w:t xml:space="preserve">26</w:t>
+        <w:t xml:space="preserve">27</w:t>
       </w:r>
       <w:r>
         <w:rPr>
@@ -2745,7 +2792,7 @@
           <w:rFonts w:ascii="Arial" w:cs="Arial" w:eastAsia="Arial" w:hAnsi="Arial"/>
           <w:vertAlign w:val="superscript"/>
         </w:rPr>
-        <w:t xml:space="preserve">27</w:t>
+        <w:t xml:space="preserve">28</w:t>
       </w:r>
       <w:r>
         <w:rPr>
@@ -2826,7 +2873,7 @@
           <w:rFonts w:ascii="Arial" w:cs="Arial" w:eastAsia="Arial" w:hAnsi="Arial"/>
           <w:vertAlign w:val="superscript"/>
         </w:rPr>
-        <w:t xml:space="preserve">28</w:t>
+        <w:t xml:space="preserve">29</w:t>
       </w:r>
       <w:r>
         <w:rPr>
@@ -3025,7 +3072,7 @@
         <w:rPr>
           <w:rFonts w:ascii="Arial" w:cs="Arial" w:eastAsia="Arial" w:hAnsi="Arial"/>
         </w:rPr>
-        <w:t xml:space="preserve">26. </w:t>
+        <w:t xml:space="preserve">27. </w:t>
       </w:r>
       <w:r>
         <w:rPr>
@@ -3056,7 +3103,7 @@
         <w:rPr>
           <w:rFonts w:ascii="Arial" w:cs="Arial" w:eastAsia="Arial" w:hAnsi="Arial"/>
         </w:rPr>
-        <w:t xml:space="preserve">27. </w:t>
+        <w:t xml:space="preserve">28. </w:t>
       </w:r>
       <w:r>
         <w:rPr>
@@ -3101,7 +3148,7 @@
         <w:rPr>
           <w:rFonts w:ascii="Arial" w:cs="Arial" w:eastAsia="Arial" w:hAnsi="Arial"/>
         </w:rPr>
-        <w:t xml:space="preserve">28. </w:t>
+        <w:t xml:space="preserve">29. </w:t>
       </w:r>
       <w:r>
         <w:rPr>
